--- a/lab4/Lab4_AdrianMutu_FAF-242.docx
+++ b/lab4/Lab4_AdrianMutu_FAF-242.docx
@@ -857,7 +857,7 @@
       <w:r>
         <w:drawing>
           <wp:inline distT="0" distB="0" distL="0" distR="0">
-            <wp:extent cx="4095750" cy="571500"/>
+            <wp:extent cx="4095750" cy="400050"/>
             <wp:effectExtent t="0" r="0" b="0" l="0"/>
             <wp:docPr id="2" name="" descr="" title=""/>
             <wp:cNvGraphicFramePr>
@@ -882,7 +882,7 @@
                   <pic:spPr bwMode="auto">
                     <a:xfrm>
                       <a:off x="0" y="0"/>
-                      <a:ext cx="4095750" cy="571500"/>
+                      <a:ext cx="4095750" cy="400050"/>
                     </a:xfrm>
                     <a:prstGeom prst="rect">
                       <a:avLst/>
@@ -918,7 +918,7 @@
       <w:r>
         <w:drawing>
           <wp:inline distT="0" distB="0" distL="0" distR="0">
-            <wp:extent cx="4095750" cy="2266950"/>
+            <wp:extent cx="4095750" cy="2094340"/>
             <wp:effectExtent t="0" r="0" b="0" l="0"/>
             <wp:docPr id="3" name="" descr="" title=""/>
             <wp:cNvGraphicFramePr>
@@ -943,7 +943,7 @@
                   <pic:spPr bwMode="auto">
                     <a:xfrm>
                       <a:off x="0" y="0"/>
-                      <a:ext cx="4095750" cy="2266950"/>
+                      <a:ext cx="4095750" cy="2094340"/>
                     </a:xfrm>
                     <a:prstGeom prst="rect">
                       <a:avLst/>
@@ -979,7 +979,7 @@
       <w:r>
         <w:drawing>
           <wp:inline distT="0" distB="0" distL="0" distR="0">
-            <wp:extent cx="4095750" cy="1343025"/>
+            <wp:extent cx="4095750" cy="1124054"/>
             <wp:effectExtent t="0" r="0" b="0" l="0"/>
             <wp:docPr id="4" name="" descr="" title=""/>
             <wp:cNvGraphicFramePr>
@@ -1004,7 +1004,7 @@
                   <pic:spPr bwMode="auto">
                     <a:xfrm>
                       <a:off x="0" y="0"/>
-                      <a:ext cx="4095750" cy="1343025"/>
+                      <a:ext cx="4095750" cy="1124054"/>
                     </a:xfrm>
                     <a:prstGeom prst="rect">
                       <a:avLst/>
@@ -2495,7 +2495,7 @@
       <w:r>
         <w:drawing>
           <wp:inline distT="0" distB="0" distL="0" distR="0">
-            <wp:extent cx="4095750" cy="3114675"/>
+            <wp:extent cx="4095750" cy="2934982"/>
             <wp:effectExtent t="0" r="0" b="0" l="0"/>
             <wp:docPr id="5" name="" descr="" title=""/>
             <wp:cNvGraphicFramePr>
@@ -2520,7 +2520,7 @@
                   <pic:spPr bwMode="auto">
                     <a:xfrm>
                       <a:off x="0" y="0"/>
-                      <a:ext cx="4095750" cy="3114675"/>
+                      <a:ext cx="4095750" cy="2934982"/>
                     </a:xfrm>
                     <a:prstGeom prst="rect">
                       <a:avLst/>
@@ -2556,7 +2556,7 @@
       <w:r>
         <w:drawing>
           <wp:inline distT="0" distB="0" distL="0" distR="0">
-            <wp:extent cx="4095750" cy="4419600"/>
+            <wp:extent cx="4095750" cy="4200083"/>
             <wp:effectExtent t="0" r="0" b="0" l="0"/>
             <wp:docPr id="6" name="" descr="" title=""/>
             <wp:cNvGraphicFramePr>
@@ -2581,7 +2581,7 @@
                   <pic:spPr bwMode="auto">
                     <a:xfrm>
                       <a:off x="0" y="0"/>
-                      <a:ext cx="4095750" cy="4419600"/>
+                      <a:ext cx="4095750" cy="4200083"/>
                     </a:xfrm>
                     <a:prstGeom prst="rect">
                       <a:avLst/>
@@ -2617,7 +2617,7 @@
       <w:r>
         <w:drawing>
           <wp:inline distT="0" distB="0" distL="0" distR="0">
-            <wp:extent cx="4095750" cy="1495425"/>
+            <wp:extent cx="4095750" cy="1276582"/>
             <wp:effectExtent t="0" r="0" b="0" l="0"/>
             <wp:docPr id="7" name="" descr="" title=""/>
             <wp:cNvGraphicFramePr>
@@ -2642,7 +2642,7 @@
                   <pic:spPr bwMode="auto">
                     <a:xfrm>
                       <a:off x="0" y="0"/>
-                      <a:ext cx="4095750" cy="1495425"/>
+                      <a:ext cx="4095750" cy="1276582"/>
                     </a:xfrm>
                     <a:prstGeom prst="rect">
                       <a:avLst/>
@@ -2678,7 +2678,7 @@
       <w:r>
         <w:drawing>
           <wp:inline distT="0" distB="0" distL="0" distR="0">
-            <wp:extent cx="4095750" cy="2162175"/>
+            <wp:extent cx="4095750" cy="1952932"/>
             <wp:effectExtent t="0" r="0" b="0" l="0"/>
             <wp:docPr id="8" name="" descr="" title=""/>
             <wp:cNvGraphicFramePr>
@@ -2703,7 +2703,7 @@
                   <pic:spPr bwMode="auto">
                     <a:xfrm>
                       <a:off x="0" y="0"/>
-                      <a:ext cx="4095750" cy="2162175"/>
+                      <a:ext cx="4095750" cy="1952932"/>
                     </a:xfrm>
                     <a:prstGeom prst="rect">
                       <a:avLst/>
@@ -3115,7 +3115,7 @@
       <w:r>
         <w:drawing>
           <wp:inline distT="0" distB="0" distL="0" distR="0">
-            <wp:extent cx="4095750" cy="2152650"/>
+            <wp:extent cx="4095750" cy="1979515"/>
             <wp:effectExtent t="0" r="0" b="0" l="0"/>
             <wp:docPr id="9" name="" descr="" title=""/>
             <wp:cNvGraphicFramePr>
@@ -3140,7 +3140,7 @@
                   <pic:spPr bwMode="auto">
                     <a:xfrm>
                       <a:off x="0" y="0"/>
-                      <a:ext cx="4095750" cy="2152650"/>
+                      <a:ext cx="4095750" cy="1979515"/>
                     </a:xfrm>
                     <a:prstGeom prst="rect">
                       <a:avLst/>
@@ -3176,7 +3176,7 @@
       <w:r>
         <w:drawing>
           <wp:inline distT="0" distB="0" distL="0" distR="0">
-            <wp:extent cx="4095750" cy="3648075"/>
+            <wp:extent cx="4095750" cy="3428752"/>
             <wp:effectExtent t="0" r="0" b="0" l="0"/>
             <wp:docPr id="10" name="" descr="" title=""/>
             <wp:cNvGraphicFramePr>
@@ -3201,7 +3201,7 @@
                   <pic:spPr bwMode="auto">
                     <a:xfrm>
                       <a:off x="0" y="0"/>
-                      <a:ext cx="4095750" cy="3648075"/>
+                      <a:ext cx="4095750" cy="3428752"/>
                     </a:xfrm>
                     <a:prstGeom prst="rect">
                       <a:avLst/>
@@ -3237,7 +3237,7 @@
       <w:r>
         <w:drawing>
           <wp:inline distT="0" distB="0" distL="0" distR="0">
-            <wp:extent cx="4095750" cy="2733675"/>
+            <wp:extent cx="4095750" cy="2554221"/>
             <wp:effectExtent t="0" r="0" b="0" l="0"/>
             <wp:docPr id="11" name="" descr="" title=""/>
             <wp:cNvGraphicFramePr>
@@ -3262,7 +3262,7 @@
                   <pic:spPr bwMode="auto">
                     <a:xfrm>
                       <a:off x="0" y="0"/>
-                      <a:ext cx="4095750" cy="2733675"/>
+                      <a:ext cx="4095750" cy="2554221"/>
                     </a:xfrm>
                     <a:prstGeom prst="rect">
                       <a:avLst/>
@@ -3499,7 +3499,7 @@
       <w:r>
         <w:drawing>
           <wp:inline distT="0" distB="0" distL="0" distR="0">
-            <wp:extent cx="4095750" cy="1419225"/>
+            <wp:extent cx="4095750" cy="1246849"/>
             <wp:effectExtent t="0" r="0" b="0" l="0"/>
             <wp:docPr id="12" name="" descr="" title=""/>
             <wp:cNvGraphicFramePr>
@@ -3524,7 +3524,7 @@
                   <pic:spPr bwMode="auto">
                     <a:xfrm>
                       <a:off x="0" y="0"/>
-                      <a:ext cx="4095750" cy="1419225"/>
+                      <a:ext cx="4095750" cy="1246849"/>
                     </a:xfrm>
                     <a:prstGeom prst="rect">
                       <a:avLst/>
@@ -3560,7 +3560,7 @@
       <w:r>
         <w:drawing>
           <wp:inline distT="0" distB="0" distL="0" distR="0">
-            <wp:extent cx="4095750" cy="2990850"/>
+            <wp:extent cx="4095750" cy="2818301"/>
             <wp:effectExtent t="0" r="0" b="0" l="0"/>
             <wp:docPr id="13" name="" descr="" title=""/>
             <wp:cNvGraphicFramePr>
@@ -3585,7 +3585,7 @@
                   <pic:spPr bwMode="auto">
                     <a:xfrm>
                       <a:off x="0" y="0"/>
-                      <a:ext cx="4095750" cy="2990850"/>
+                      <a:ext cx="4095750" cy="2818301"/>
                     </a:xfrm>
                     <a:prstGeom prst="rect">
                       <a:avLst/>
@@ -3621,7 +3621,7 @@
       <w:r>
         <w:drawing>
           <wp:inline distT="0" distB="0" distL="0" distR="0">
-            <wp:extent cx="4095750" cy="1657350"/>
+            <wp:extent cx="4095750" cy="1507137"/>
             <wp:effectExtent t="0" r="0" b="0" l="0"/>
             <wp:docPr id="14" name="" descr="" title=""/>
             <wp:cNvGraphicFramePr>
@@ -3646,7 +3646,7 @@
                   <pic:spPr bwMode="auto">
                     <a:xfrm>
                       <a:off x="0" y="0"/>
-                      <a:ext cx="4095750" cy="1657350"/>
+                      <a:ext cx="4095750" cy="1507137"/>
                     </a:xfrm>
                     <a:prstGeom prst="rect">
                       <a:avLst/>
